--- a/32SP Systemy projektuvannja/4/KNT-122_Onyshchenko_Variant-19_PR4.docx
+++ b/32SP Systemy projektuvannja/4/KNT-122_Onyshchenko_Variant-19_PR4.docx
@@ -197,11 +197,7 @@
       </w:pPr>
       <w:r>
         <w:rPr/>
-        <w:t>Тема «</w:t>
-      </w:r>
-      <w:r>
-        <w:rPr/>
-        <w:t>Створення 3</w:t>
+        <w:t>Тема «Створення 3</w:t>
       </w:r>
       <w:r>
         <w:rPr>
@@ -510,7 +506,7 @@
           <w:spacing w:val="0"/>
           <w:lang w:val="uk-UA"/>
         </w:rPr>
-        <w:t xml:space="preserve"> просторових моделей у</w:t>
+        <w:t xml:space="preserve"> просторових моделей у </w:t>
       </w:r>
       <w:r>
         <w:rPr>
@@ -519,9 +515,8 @@
           <w:caps w:val="false"/>
           <w:smallCaps w:val="false"/>
           <w:spacing w:val="0"/>
-          <w:lang w:val="uk-UA"/>
-        </w:rPr>
-        <w:t xml:space="preserve"> </w:t>
+        </w:rPr>
+        <w:t>середовищ</w:t>
       </w:r>
       <w:r>
         <w:rPr>
@@ -530,16 +525,6 @@
           <w:caps w:val="false"/>
           <w:smallCaps w:val="false"/>
           <w:spacing w:val="0"/>
-        </w:rPr>
-        <w:t>середовищ</w:t>
-      </w:r>
-      <w:r>
-        <w:rPr>
-          <w:b w:val="false"/>
-          <w:i w:val="false"/>
-          <w:caps w:val="false"/>
-          <w:smallCaps w:val="false"/>
-          <w:spacing w:val="0"/>
           <w:lang w:val="uk-UA"/>
         </w:rPr>
         <w:t>і</w:t>
@@ -584,6 +569,254 @@
       </w:pPr>
       <w:r>
         <w:rPr/>
+      </w:r>
+    </w:p>
+    <w:p>
+      <w:pPr>
+        <w:pStyle w:val="P1"/>
+        <w:rPr/>
+      </w:pPr>
+      <w:r>
+        <w:rPr/>
+        <w:t xml:space="preserve">Для встановлення границь використано </w:t>
+      </w:r>
+      <w:r>
+        <w:rPr>
+          <w:lang w:val="en-US"/>
+        </w:rPr>
+        <w:t xml:space="preserve">limits </w:t>
+      </w:r>
+      <w:r>
+        <w:rPr>
+          <w:lang w:val="uk-UA"/>
+        </w:rPr>
+        <w:t xml:space="preserve">та крайню праву точку </w:t>
+      </w:r>
+      <w:r>
+        <w:rPr>
+          <w:lang w:val="en-US"/>
+        </w:rPr>
+        <w:t xml:space="preserve">210,150. </w:t>
+      </w:r>
+      <w:r>
+        <w:rPr>
+          <w:lang w:val="uk-UA"/>
+        </w:rPr>
+        <w:t xml:space="preserve">Для кроку сітки використано </w:t>
+      </w:r>
+      <w:r>
+        <w:rPr>
+          <w:lang w:val="en-US"/>
+        </w:rPr>
+        <w:t xml:space="preserve">grid </w:t>
+      </w:r>
+      <w:r>
+        <w:rPr>
+          <w:lang w:val="uk-UA"/>
+        </w:rPr>
+        <w:t xml:space="preserve">з параметром </w:t>
+      </w:r>
+      <w:r>
+        <w:rPr>
+          <w:lang w:val="en-US"/>
+        </w:rPr>
+        <w:t xml:space="preserve">5. </w:t>
+      </w:r>
+    </w:p>
+    <w:p>
+      <w:pPr>
+        <w:pStyle w:val="P1"/>
+        <w:rPr>
+          <w:lang w:val="uk-UA"/>
+        </w:rPr>
+      </w:pPr>
+      <w:r>
+        <w:rPr>
+          <w:lang w:val="uk-UA"/>
+        </w:rPr>
+        <w:t>Додані лінії різних кольорів:</w:t>
+      </w:r>
+    </w:p>
+    <w:p>
+      <w:pPr>
+        <w:pStyle w:val="P1"/>
+        <w:rPr>
+          <w:lang w:val="uk-UA"/>
+        </w:rPr>
+      </w:pPr>
+      <w:r>
+        <w:rPr>
+          <w:lang w:val="uk-UA"/>
+        </w:rPr>
+      </w:r>
+    </w:p>
+    <w:p>
+      <w:pPr>
+        <w:pStyle w:val="P1"/>
+        <w:rPr>
+          <w:lang w:val="uk-UA"/>
+        </w:rPr>
+      </w:pPr>
+      <w:r>
+        <w:rPr>
+          <w:lang w:val="uk-UA"/>
+        </w:rPr>
+        <w:drawing>
+          <wp:inline distT="0" distB="0" distL="0" distR="0">
+            <wp:extent cx="3782060" cy="5382260"/>
+            <wp:effectExtent l="0" t="0" r="0" b="0"/>
+            <wp:docPr id="1" name="Зображення1" descr=""/>
+            <wp:cNvGraphicFramePr>
+              <a:graphicFrameLocks xmlns:a="http://schemas.openxmlformats.org/drawingml/2006/main" noChangeAspect="1"/>
+            </wp:cNvGraphicFramePr>
+            <a:graphic xmlns:a="http://schemas.openxmlformats.org/drawingml/2006/main">
+              <a:graphicData uri="http://schemas.openxmlformats.org/drawingml/2006/picture">
+                <pic:pic xmlns:pic="http://schemas.openxmlformats.org/drawingml/2006/picture">
+                  <pic:nvPicPr>
+                    <pic:cNvPr id="1" name="Зображення1" descr=""/>
+                    <pic:cNvPicPr>
+                      <a:picLocks noChangeAspect="1" noChangeArrowheads="1"/>
+                    </pic:cNvPicPr>
+                  </pic:nvPicPr>
+                  <pic:blipFill>
+                    <a:blip r:embed="rId2"/>
+                    <a:stretch>
+                      <a:fillRect/>
+                    </a:stretch>
+                  </pic:blipFill>
+                  <pic:spPr bwMode="auto">
+                    <a:xfrm>
+                      <a:off x="0" y="0"/>
+                      <a:ext cx="3782060" cy="5382260"/>
+                    </a:xfrm>
+                    <a:prstGeom prst="rect">
+                      <a:avLst/>
+                    </a:prstGeom>
+                    <a:noFill/>
+                  </pic:spPr>
+                </pic:pic>
+              </a:graphicData>
+            </a:graphic>
+          </wp:inline>
+        </w:drawing>
+      </w:r>
+    </w:p>
+    <w:p>
+      <w:pPr>
+        <w:pStyle w:val="P1"/>
+        <w:rPr>
+          <w:lang w:val="uk-UA"/>
+        </w:rPr>
+      </w:pPr>
+      <w:r>
+        <w:rPr>
+          <w:lang w:val="uk-UA"/>
+        </w:rPr>
+        <w:t>Рисунок 1.1 — Додані лінії</w:t>
+      </w:r>
+    </w:p>
+    <w:p>
+      <w:pPr>
+        <w:pStyle w:val="P1"/>
+        <w:rPr>
+          <w:lang w:val="uk-UA"/>
+        </w:rPr>
+      </w:pPr>
+      <w:r>
+        <w:rPr>
+          <w:lang w:val="uk-UA"/>
+        </w:rPr>
+      </w:r>
+    </w:p>
+    <w:p>
+      <w:pPr>
+        <w:pStyle w:val="P1"/>
+        <w:rPr>
+          <w:lang w:val="uk-UA"/>
+        </w:rPr>
+      </w:pPr>
+      <w:r>
+        <w:rPr>
+          <w:lang w:val="uk-UA"/>
+        </w:rPr>
+        <w:drawing>
+          <wp:inline distT="0" distB="0" distL="0" distR="0">
+            <wp:extent cx="3134360" cy="4763135"/>
+            <wp:effectExtent l="0" t="0" r="0" b="0"/>
+            <wp:docPr id="2" name="Зображення2" descr=""/>
+            <wp:cNvGraphicFramePr>
+              <a:graphicFrameLocks xmlns:a="http://schemas.openxmlformats.org/drawingml/2006/main" noChangeAspect="1"/>
+            </wp:cNvGraphicFramePr>
+            <a:graphic xmlns:a="http://schemas.openxmlformats.org/drawingml/2006/main">
+              <a:graphicData uri="http://schemas.openxmlformats.org/drawingml/2006/picture">
+                <pic:pic xmlns:pic="http://schemas.openxmlformats.org/drawingml/2006/picture">
+                  <pic:nvPicPr>
+                    <pic:cNvPr id="2" name="Зображення2" descr=""/>
+                    <pic:cNvPicPr>
+                      <a:picLocks noChangeAspect="1" noChangeArrowheads="1"/>
+                    </pic:cNvPicPr>
+                  </pic:nvPicPr>
+                  <pic:blipFill>
+                    <a:blip r:embed="rId3"/>
+                    <a:stretch>
+                      <a:fillRect/>
+                    </a:stretch>
+                  </pic:blipFill>
+                  <pic:spPr bwMode="auto">
+                    <a:xfrm>
+                      <a:off x="0" y="0"/>
+                      <a:ext cx="3134360" cy="4763135"/>
+                    </a:xfrm>
+                    <a:prstGeom prst="rect">
+                      <a:avLst/>
+                    </a:prstGeom>
+                    <a:noFill/>
+                  </pic:spPr>
+                </pic:pic>
+              </a:graphicData>
+            </a:graphic>
+          </wp:inline>
+        </w:drawing>
+      </w:r>
+    </w:p>
+    <w:p>
+      <w:pPr>
+        <w:pStyle w:val="P1"/>
+        <w:rPr>
+          <w:lang w:val="uk-UA"/>
+        </w:rPr>
+      </w:pPr>
+      <w:r>
+        <w:rPr>
+          <w:lang w:val="uk-UA"/>
+        </w:rPr>
+        <w:t>Рисунок 1.2 — Додана система координат</w:t>
+      </w:r>
+    </w:p>
+    <w:p>
+      <w:pPr>
+        <w:pStyle w:val="P1"/>
+        <w:rPr>
+          <w:lang w:val="uk-UA"/>
+        </w:rPr>
+      </w:pPr>
+      <w:r>
+        <w:rPr>
+          <w:lang w:val="uk-UA"/>
+        </w:rPr>
+      </w:r>
+    </w:p>
+    <w:p>
+      <w:pPr>
+        <w:pStyle w:val="P1"/>
+        <w:rPr>
+          <w:lang w:val="uk-UA"/>
+        </w:rPr>
+      </w:pPr>
+      <w:r>
+        <w:rPr>
+          <w:lang w:val="uk-UA"/>
+        </w:rPr>
       </w:r>
     </w:p>
     <w:sectPr>
@@ -622,7 +855,7 @@
     <w:pPr>
       <w:widowControl/>
       <w:suppressAutoHyphens w:val="true"/>
-      <w:overflowPunct w:val="false"/>
+      <w:overflowPunct w:val="true"/>
       <w:bidi w:val="0"/>
       <w:spacing w:lineRule="auto" w:line="360" w:before="0" w:after="0"/>
       <w:ind w:firstLine="851"/>
@@ -1049,7 +1282,7 @@
   </w:style>
   <w:style w:type="paragraph" w:styleId="IndexHeading">
     <w:name w:val="index heading"/>
-    <w:basedOn w:val="user"/>
+    <w:basedOn w:val="Style12"/>
     <w:pPr/>
     <w:rPr/>
   </w:style>
@@ -1290,8 +1523,8 @@
       <w:lang w:val="en-US"/>
     </w:rPr>
   </w:style>
-  <w:style w:type="paragraph" w:styleId="user2">
-    <w:name w:val="Верхній і нижній колонтитули (user)"/>
+  <w:style w:type="paragraph" w:styleId="Style14">
+    <w:name w:val="Верхній і нижній колонтитули"/>
     <w:basedOn w:val="Normal"/>
     <w:qFormat/>
     <w:pPr>
@@ -1304,8 +1537,8 @@
     </w:pPr>
     <w:rPr/>
   </w:style>
-  <w:style w:type="paragraph" w:styleId="Style14">
-    <w:name w:val="Верхній і нижній колонтитули"/>
+  <w:style w:type="paragraph" w:styleId="user2">
+    <w:name w:val="Верхній і нижній колонтитули (user)"/>
     <w:basedOn w:val="Normal"/>
     <w:qFormat/>
     <w:pPr/>
@@ -1313,14 +1546,14 @@
   </w:style>
   <w:style w:type="paragraph" w:styleId="Footer">
     <w:name w:val="footer"/>
-    <w:basedOn w:val="user2"/>
+    <w:basedOn w:val="Style14"/>
     <w:pPr>
       <w:suppressLineNumbers/>
     </w:pPr>
     <w:rPr/>
   </w:style>
-  <w:style w:type="numbering" w:styleId="user3">
-    <w:name w:val="Без маркерів (user)"/>
+  <w:style w:type="numbering" w:styleId="Style15">
+    <w:name w:val="Без маркерів"/>
     <w:qFormat/>
   </w:style>
 </w:styles>

--- a/32SP Systemy projektuvannja/4/KNT-122_Onyshchenko_Variant-19_PR4.docx
+++ b/32SP Systemy projektuvannja/4/KNT-122_Onyshchenko_Variant-19_PR4.docx
@@ -814,9 +814,508 @@
         </w:rPr>
       </w:pPr>
       <w:r>
-        <w:rPr>
-          <w:lang w:val="uk-UA"/>
-        </w:rPr>
+        <w:drawing>
+          <wp:anchor behindDoc="0" distT="0" distB="0" distL="0" distR="0" simplePos="0" locked="0" layoutInCell="0" allowOverlap="1" relativeHeight="4">
+            <wp:simplePos x="0" y="0"/>
+            <wp:positionH relativeFrom="column">
+              <wp:align>center</wp:align>
+            </wp:positionH>
+            <wp:positionV relativeFrom="paragraph">
+              <wp:posOffset>635</wp:posOffset>
+            </wp:positionV>
+            <wp:extent cx="5731510" cy="5797550"/>
+            <wp:effectExtent l="0" t="0" r="0" b="0"/>
+            <wp:wrapSquare wrapText="largest"/>
+            <wp:docPr id="3" name="Зображення3" descr=""/>
+            <wp:cNvGraphicFramePr>
+              <a:graphicFrameLocks xmlns:a="http://schemas.openxmlformats.org/drawingml/2006/main" noChangeAspect="1"/>
+            </wp:cNvGraphicFramePr>
+            <a:graphic xmlns:a="http://schemas.openxmlformats.org/drawingml/2006/main">
+              <a:graphicData uri="http://schemas.openxmlformats.org/drawingml/2006/picture">
+                <pic:pic xmlns:pic="http://schemas.openxmlformats.org/drawingml/2006/picture">
+                  <pic:nvPicPr>
+                    <pic:cNvPr id="3" name="Зображення3" descr=""/>
+                    <pic:cNvPicPr>
+                      <a:picLocks noChangeAspect="1" noChangeArrowheads="1"/>
+                    </pic:cNvPicPr>
+                  </pic:nvPicPr>
+                  <pic:blipFill>
+                    <a:blip r:embed="rId4"/>
+                    <a:stretch>
+                      <a:fillRect/>
+                    </a:stretch>
+                  </pic:blipFill>
+                  <pic:spPr bwMode="auto">
+                    <a:xfrm>
+                      <a:off x="0" y="0"/>
+                      <a:ext cx="5731510" cy="5797550"/>
+                    </a:xfrm>
+                    <a:prstGeom prst="rect">
+                      <a:avLst/>
+                    </a:prstGeom>
+                    <a:noFill/>
+                  </pic:spPr>
+                </pic:pic>
+              </a:graphicData>
+            </a:graphic>
+          </wp:anchor>
+        </w:drawing>
+      </w:r>
+      <w:r>
+        <w:rPr>
+          <w:lang w:val="uk-UA"/>
+        </w:rPr>
+        <w:t>Рисунок 1.3 — Додані вікна виглядів</w:t>
+      </w:r>
+    </w:p>
+    <w:p>
+      <w:pPr>
+        <w:pStyle w:val="P1"/>
+        <w:rPr>
+          <w:lang w:val="uk-UA"/>
+        </w:rPr>
+      </w:pPr>
+      <w:r>
+        <w:rPr>
+          <w:lang w:val="uk-UA"/>
+        </w:rPr>
+      </w:r>
+    </w:p>
+    <w:p>
+      <w:pPr>
+        <w:pStyle w:val="P1"/>
+        <w:rPr>
+          <w:lang w:val="uk-UA"/>
+        </w:rPr>
+      </w:pPr>
+      <w:r>
+        <w:drawing>
+          <wp:anchor behindDoc="0" distT="0" distB="0" distL="0" distR="0" simplePos="0" locked="0" layoutInCell="0" allowOverlap="1" relativeHeight="5">
+            <wp:simplePos x="0" y="0"/>
+            <wp:positionH relativeFrom="column">
+              <wp:align>center</wp:align>
+            </wp:positionH>
+            <wp:positionV relativeFrom="paragraph">
+              <wp:posOffset>635</wp:posOffset>
+            </wp:positionV>
+            <wp:extent cx="5731510" cy="6240145"/>
+            <wp:effectExtent l="0" t="0" r="0" b="0"/>
+            <wp:wrapSquare wrapText="largest"/>
+            <wp:docPr id="4" name="Зображення4" descr=""/>
+            <wp:cNvGraphicFramePr>
+              <a:graphicFrameLocks xmlns:a="http://schemas.openxmlformats.org/drawingml/2006/main" noChangeAspect="1"/>
+            </wp:cNvGraphicFramePr>
+            <a:graphic xmlns:a="http://schemas.openxmlformats.org/drawingml/2006/main">
+              <a:graphicData uri="http://schemas.openxmlformats.org/drawingml/2006/picture">
+                <pic:pic xmlns:pic="http://schemas.openxmlformats.org/drawingml/2006/picture">
+                  <pic:nvPicPr>
+                    <pic:cNvPr id="4" name="Зображення4" descr=""/>
+                    <pic:cNvPicPr>
+                      <a:picLocks noChangeAspect="1" noChangeArrowheads="1"/>
+                    </pic:cNvPicPr>
+                  </pic:nvPicPr>
+                  <pic:blipFill>
+                    <a:blip r:embed="rId5"/>
+                    <a:stretch>
+                      <a:fillRect/>
+                    </a:stretch>
+                  </pic:blipFill>
+                  <pic:spPr bwMode="auto">
+                    <a:xfrm>
+                      <a:off x="0" y="0"/>
+                      <a:ext cx="5731510" cy="6240145"/>
+                    </a:xfrm>
+                    <a:prstGeom prst="rect">
+                      <a:avLst/>
+                    </a:prstGeom>
+                    <a:noFill/>
+                  </pic:spPr>
+                </pic:pic>
+              </a:graphicData>
+            </a:graphic>
+          </wp:anchor>
+        </w:drawing>
+      </w:r>
+      <w:r>
+        <w:rPr>
+          <w:lang w:val="uk-UA"/>
+        </w:rPr>
+        <w:t>Рисунок 1.4 — Видалення зображення вікна</w:t>
+      </w:r>
+    </w:p>
+    <w:p>
+      <w:pPr>
+        <w:pStyle w:val="P1"/>
+        <w:rPr>
+          <w:lang w:val="uk-UA"/>
+        </w:rPr>
+      </w:pPr>
+      <w:r>
+        <w:rPr>
+          <w:lang w:val="uk-UA"/>
+        </w:rPr>
+      </w:r>
+    </w:p>
+    <w:p>
+      <w:pPr>
+        <w:pStyle w:val="P1"/>
+        <w:rPr>
+          <w:lang w:val="uk-UA"/>
+        </w:rPr>
+      </w:pPr>
+      <w:r>
+        <w:drawing>
+          <wp:anchor behindDoc="0" distT="0" distB="0" distL="0" distR="0" simplePos="0" locked="0" layoutInCell="0" allowOverlap="1" relativeHeight="7">
+            <wp:simplePos x="0" y="0"/>
+            <wp:positionH relativeFrom="column">
+              <wp:align>center</wp:align>
+            </wp:positionH>
+            <wp:positionV relativeFrom="paragraph">
+              <wp:posOffset>635</wp:posOffset>
+            </wp:positionV>
+            <wp:extent cx="5731510" cy="4636770"/>
+            <wp:effectExtent l="0" t="0" r="0" b="0"/>
+            <wp:wrapSquare wrapText="largest"/>
+            <wp:docPr id="5" name="Зображення6" descr=""/>
+            <wp:cNvGraphicFramePr>
+              <a:graphicFrameLocks xmlns:a="http://schemas.openxmlformats.org/drawingml/2006/main" noChangeAspect="1"/>
+            </wp:cNvGraphicFramePr>
+            <a:graphic xmlns:a="http://schemas.openxmlformats.org/drawingml/2006/main">
+              <a:graphicData uri="http://schemas.openxmlformats.org/drawingml/2006/picture">
+                <pic:pic xmlns:pic="http://schemas.openxmlformats.org/drawingml/2006/picture">
+                  <pic:nvPicPr>
+                    <pic:cNvPr id="5" name="Зображення6" descr=""/>
+                    <pic:cNvPicPr>
+                      <a:picLocks noChangeAspect="1" noChangeArrowheads="1"/>
+                    </pic:cNvPicPr>
+                  </pic:nvPicPr>
+                  <pic:blipFill>
+                    <a:blip r:embed="rId6"/>
+                    <a:stretch>
+                      <a:fillRect/>
+                    </a:stretch>
+                  </pic:blipFill>
+                  <pic:spPr bwMode="auto">
+                    <a:xfrm>
+                      <a:off x="0" y="0"/>
+                      <a:ext cx="5731510" cy="4636770"/>
+                    </a:xfrm>
+                    <a:prstGeom prst="rect">
+                      <a:avLst/>
+                    </a:prstGeom>
+                    <a:noFill/>
+                  </pic:spPr>
+                </pic:pic>
+              </a:graphicData>
+            </a:graphic>
+          </wp:anchor>
+        </w:drawing>
+      </w:r>
+      <w:r>
+        <w:rPr>
+          <w:lang w:val="uk-UA"/>
+        </w:rPr>
+        <w:t>Рисунок 1.5 — Видавлена модель</w:t>
+      </w:r>
+    </w:p>
+    <w:p>
+      <w:pPr>
+        <w:pStyle w:val="P1"/>
+        <w:rPr>
+          <w:lang w:val="uk-UA"/>
+        </w:rPr>
+      </w:pPr>
+      <w:r>
+        <w:rPr>
+          <w:lang w:val="uk-UA"/>
+        </w:rPr>
+      </w:r>
+    </w:p>
+    <w:p>
+      <w:pPr>
+        <w:pStyle w:val="P1"/>
+        <w:rPr>
+          <w:lang w:val="uk-UA"/>
+        </w:rPr>
+      </w:pPr>
+      <w:r>
+        <w:drawing>
+          <wp:anchor behindDoc="0" distT="0" distB="0" distL="0" distR="0" simplePos="0" locked="0" layoutInCell="0" allowOverlap="1" relativeHeight="6">
+            <wp:simplePos x="0" y="0"/>
+            <wp:positionH relativeFrom="column">
+              <wp:align>center</wp:align>
+            </wp:positionH>
+            <wp:positionV relativeFrom="paragraph">
+              <wp:posOffset>635</wp:posOffset>
+            </wp:positionV>
+            <wp:extent cx="5731510" cy="4147820"/>
+            <wp:effectExtent l="0" t="0" r="0" b="0"/>
+            <wp:wrapSquare wrapText="largest"/>
+            <wp:docPr id="6" name="Зображення5" descr=""/>
+            <wp:cNvGraphicFramePr>
+              <a:graphicFrameLocks xmlns:a="http://schemas.openxmlformats.org/drawingml/2006/main" noChangeAspect="1"/>
+            </wp:cNvGraphicFramePr>
+            <a:graphic xmlns:a="http://schemas.openxmlformats.org/drawingml/2006/main">
+              <a:graphicData uri="http://schemas.openxmlformats.org/drawingml/2006/picture">
+                <pic:pic xmlns:pic="http://schemas.openxmlformats.org/drawingml/2006/picture">
+                  <pic:nvPicPr>
+                    <pic:cNvPr id="6" name="Зображення5" descr=""/>
+                    <pic:cNvPicPr>
+                      <a:picLocks noChangeAspect="1" noChangeArrowheads="1"/>
+                    </pic:cNvPicPr>
+                  </pic:nvPicPr>
+                  <pic:blipFill>
+                    <a:blip r:embed="rId7"/>
+                    <a:stretch>
+                      <a:fillRect/>
+                    </a:stretch>
+                  </pic:blipFill>
+                  <pic:spPr bwMode="auto">
+                    <a:xfrm>
+                      <a:off x="0" y="0"/>
+                      <a:ext cx="5731510" cy="4147820"/>
+                    </a:xfrm>
+                    <a:prstGeom prst="rect">
+                      <a:avLst/>
+                    </a:prstGeom>
+                    <a:noFill/>
+                  </pic:spPr>
+                </pic:pic>
+              </a:graphicData>
+            </a:graphic>
+          </wp:anchor>
+        </w:drawing>
+      </w:r>
+      <w:r>
+        <w:rPr>
+          <w:lang w:val="uk-UA"/>
+        </w:rPr>
+        <w:t>Рисунок 1.6 — Створене закруглення краю радіусу 3</w:t>
+      </w:r>
+    </w:p>
+    <w:p>
+      <w:pPr>
+        <w:pStyle w:val="P1"/>
+        <w:rPr>
+          <w:lang w:val="uk-UA"/>
+        </w:rPr>
+      </w:pPr>
+      <w:r>
+        <w:rPr>
+          <w:lang w:val="uk-UA"/>
+        </w:rPr>
+      </w:r>
+    </w:p>
+    <w:p>
+      <w:pPr>
+        <w:pStyle w:val="P1"/>
+        <w:rPr>
+          <w:lang w:val="uk-UA"/>
+        </w:rPr>
+      </w:pPr>
+      <w:r>
+        <w:drawing>
+          <wp:anchor behindDoc="0" distT="0" distB="0" distL="0" distR="0" simplePos="0" locked="0" layoutInCell="0" allowOverlap="1" relativeHeight="8">
+            <wp:simplePos x="0" y="0"/>
+            <wp:positionH relativeFrom="column">
+              <wp:align>center</wp:align>
+            </wp:positionH>
+            <wp:positionV relativeFrom="paragraph">
+              <wp:posOffset>635</wp:posOffset>
+            </wp:positionV>
+            <wp:extent cx="5731510" cy="4427220"/>
+            <wp:effectExtent l="0" t="0" r="0" b="0"/>
+            <wp:wrapSquare wrapText="largest"/>
+            <wp:docPr id="7" name="Зображення7" descr=""/>
+            <wp:cNvGraphicFramePr>
+              <a:graphicFrameLocks xmlns:a="http://schemas.openxmlformats.org/drawingml/2006/main" noChangeAspect="1"/>
+            </wp:cNvGraphicFramePr>
+            <a:graphic xmlns:a="http://schemas.openxmlformats.org/drawingml/2006/main">
+              <a:graphicData uri="http://schemas.openxmlformats.org/drawingml/2006/picture">
+                <pic:pic xmlns:pic="http://schemas.openxmlformats.org/drawingml/2006/picture">
+                  <pic:nvPicPr>
+                    <pic:cNvPr id="7" name="Зображення7" descr=""/>
+                    <pic:cNvPicPr>
+                      <a:picLocks noChangeAspect="1" noChangeArrowheads="1"/>
+                    </pic:cNvPicPr>
+                  </pic:nvPicPr>
+                  <pic:blipFill>
+                    <a:blip r:embed="rId8"/>
+                    <a:stretch>
+                      <a:fillRect/>
+                    </a:stretch>
+                  </pic:blipFill>
+                  <pic:spPr bwMode="auto">
+                    <a:xfrm>
+                      <a:off x="0" y="0"/>
+                      <a:ext cx="5731510" cy="4427220"/>
+                    </a:xfrm>
+                    <a:prstGeom prst="rect">
+                      <a:avLst/>
+                    </a:prstGeom>
+                    <a:noFill/>
+                  </pic:spPr>
+                </pic:pic>
+              </a:graphicData>
+            </a:graphic>
+          </wp:anchor>
+        </w:drawing>
+      </w:r>
+      <w:r>
+        <w:rPr>
+          <w:lang w:val="uk-UA"/>
+        </w:rPr>
+        <w:t>Рисунок 1.7 — Додане коло для віднімання</w:t>
+      </w:r>
+    </w:p>
+    <w:p>
+      <w:pPr>
+        <w:pStyle w:val="P1"/>
+        <w:rPr>
+          <w:lang w:val="uk-UA"/>
+        </w:rPr>
+      </w:pPr>
+      <w:r>
+        <w:rPr>
+          <w:lang w:val="uk-UA"/>
+        </w:rPr>
+      </w:r>
+    </w:p>
+    <w:p>
+      <w:pPr>
+        <w:pStyle w:val="P1"/>
+        <w:rPr>
+          <w:lang w:val="uk-UA"/>
+        </w:rPr>
+      </w:pPr>
+      <w:r>
+        <w:drawing>
+          <wp:anchor behindDoc="0" distT="0" distB="0" distL="0" distR="0" simplePos="0" locked="0" layoutInCell="0" allowOverlap="1" relativeHeight="9">
+            <wp:simplePos x="0" y="0"/>
+            <wp:positionH relativeFrom="column">
+              <wp:align>center</wp:align>
+            </wp:positionH>
+            <wp:positionV relativeFrom="paragraph">
+              <wp:posOffset>635</wp:posOffset>
+            </wp:positionV>
+            <wp:extent cx="5731510" cy="3223260"/>
+            <wp:effectExtent l="0" t="0" r="0" b="0"/>
+            <wp:wrapSquare wrapText="largest"/>
+            <wp:docPr id="8" name="Зображення8" descr=""/>
+            <wp:cNvGraphicFramePr>
+              <a:graphicFrameLocks xmlns:a="http://schemas.openxmlformats.org/drawingml/2006/main" noChangeAspect="1"/>
+            </wp:cNvGraphicFramePr>
+            <a:graphic xmlns:a="http://schemas.openxmlformats.org/drawingml/2006/main">
+              <a:graphicData uri="http://schemas.openxmlformats.org/drawingml/2006/picture">
+                <pic:pic xmlns:pic="http://schemas.openxmlformats.org/drawingml/2006/picture">
+                  <pic:nvPicPr>
+                    <pic:cNvPr id="8" name="Зображення8" descr=""/>
+                    <pic:cNvPicPr>
+                      <a:picLocks noChangeAspect="1" noChangeArrowheads="1"/>
+                    </pic:cNvPicPr>
+                  </pic:nvPicPr>
+                  <pic:blipFill>
+                    <a:blip r:embed="rId9"/>
+                    <a:stretch>
+                      <a:fillRect/>
+                    </a:stretch>
+                  </pic:blipFill>
+                  <pic:spPr bwMode="auto">
+                    <a:xfrm>
+                      <a:off x="0" y="0"/>
+                      <a:ext cx="5731510" cy="3223260"/>
+                    </a:xfrm>
+                    <a:prstGeom prst="rect">
+                      <a:avLst/>
+                    </a:prstGeom>
+                    <a:noFill/>
+                  </pic:spPr>
+                </pic:pic>
+              </a:graphicData>
+            </a:graphic>
+          </wp:anchor>
+        </w:drawing>
+      </w:r>
+      <w:r>
+        <w:rPr>
+          <w:lang w:val="uk-UA"/>
+        </w:rPr>
+        <w:t>Рисунок 1.8 — Видавлене велике коло</w:t>
+      </w:r>
+    </w:p>
+    <w:p>
+      <w:pPr>
+        <w:pStyle w:val="P1"/>
+        <w:rPr>
+          <w:lang w:val="uk-UA"/>
+        </w:rPr>
+      </w:pPr>
+      <w:r>
+        <w:rPr>
+          <w:lang w:val="uk-UA"/>
+        </w:rPr>
+      </w:r>
+    </w:p>
+    <w:p>
+      <w:pPr>
+        <w:pStyle w:val="P1"/>
+        <w:rPr>
+          <w:lang w:val="uk-UA"/>
+        </w:rPr>
+      </w:pPr>
+      <w:r>
+        <w:drawing>
+          <wp:anchor behindDoc="0" distT="0" distB="0" distL="0" distR="0" simplePos="0" locked="0" layoutInCell="0" allowOverlap="1" relativeHeight="10">
+            <wp:simplePos x="0" y="0"/>
+            <wp:positionH relativeFrom="column">
+              <wp:align>center</wp:align>
+            </wp:positionH>
+            <wp:positionV relativeFrom="paragraph">
+              <wp:posOffset>635</wp:posOffset>
+            </wp:positionV>
+            <wp:extent cx="5731510" cy="2854960"/>
+            <wp:effectExtent l="0" t="0" r="0" b="0"/>
+            <wp:wrapSquare wrapText="largest"/>
+            <wp:docPr id="9" name="Зображення9" descr=""/>
+            <wp:cNvGraphicFramePr>
+              <a:graphicFrameLocks xmlns:a="http://schemas.openxmlformats.org/drawingml/2006/main" noChangeAspect="1"/>
+            </wp:cNvGraphicFramePr>
+            <a:graphic xmlns:a="http://schemas.openxmlformats.org/drawingml/2006/main">
+              <a:graphicData uri="http://schemas.openxmlformats.org/drawingml/2006/picture">
+                <pic:pic xmlns:pic="http://schemas.openxmlformats.org/drawingml/2006/picture">
+                  <pic:nvPicPr>
+                    <pic:cNvPr id="9" name="Зображення9" descr=""/>
+                    <pic:cNvPicPr>
+                      <a:picLocks noChangeAspect="1" noChangeArrowheads="1"/>
+                    </pic:cNvPicPr>
+                  </pic:nvPicPr>
+                  <pic:blipFill>
+                    <a:blip r:embed="rId10"/>
+                    <a:stretch>
+                      <a:fillRect/>
+                    </a:stretch>
+                  </pic:blipFill>
+                  <pic:spPr bwMode="auto">
+                    <a:xfrm>
+                      <a:off x="0" y="0"/>
+                      <a:ext cx="5731510" cy="2854960"/>
+                    </a:xfrm>
+                    <a:prstGeom prst="rect">
+                      <a:avLst/>
+                    </a:prstGeom>
+                    <a:noFill/>
+                  </pic:spPr>
+                </pic:pic>
+              </a:graphicData>
+            </a:graphic>
+          </wp:anchor>
+        </w:drawing>
+      </w:r>
+      <w:r>
+        <w:rPr>
+          <w:lang w:val="uk-UA"/>
+        </w:rPr>
+        <w:t>Рисунок 1.9 — Відняте коло з великого</w:t>
       </w:r>
     </w:p>
     <w:sectPr>
@@ -855,7 +1354,9 @@
     <w:pPr>
       <w:widowControl/>
       <w:suppressAutoHyphens w:val="true"/>
+      <w:kinsoku w:val="true"/>
       <w:overflowPunct w:val="true"/>
+      <w:autoSpaceDE w:val="true"/>
       <w:bidi w:val="0"/>
       <w:spacing w:lineRule="auto" w:line="360" w:before="0" w:after="0"/>
       <w:ind w:firstLine="851"/>
@@ -879,6 +1380,10 @@
     <w:pPr>
       <w:keepNext w:val="true"/>
       <w:keepLines/>
+      <w:numPr>
+        <w:ilvl w:val="0"/>
+        <w:numId w:val="0"/>
+      </w:numPr>
       <w:ind w:firstLine="851"/>
       <w:outlineLvl w:val="0"/>
     </w:pPr>
@@ -898,6 +1403,10 @@
     <w:pPr>
       <w:keepNext w:val="true"/>
       <w:keepLines/>
+      <w:numPr>
+        <w:ilvl w:val="0"/>
+        <w:numId w:val="0"/>
+      </w:numPr>
       <w:spacing w:before="40" w:after="0"/>
       <w:ind w:firstLine="851"/>
       <w:outlineLvl w:val="1"/>
@@ -918,6 +1427,10 @@
     <w:pPr>
       <w:keepNext w:val="true"/>
       <w:keepLines/>
+      <w:numPr>
+        <w:ilvl w:val="0"/>
+        <w:numId w:val="0"/>
+      </w:numPr>
       <w:spacing w:before="40" w:after="0"/>
       <w:ind w:firstLine="851"/>
       <w:outlineLvl w:val="2"/>
@@ -1426,6 +1939,10 @@
     <w:link w:val="H4"/>
     <w:qFormat/>
     <w:pPr>
+      <w:numPr>
+        <w:ilvl w:val="0"/>
+        <w:numId w:val="0"/>
+      </w:numPr>
       <w:ind w:firstLine="851"/>
       <w:outlineLvl w:val="3"/>
     </w:pPr>
@@ -1483,6 +2000,10 @@
     <w:link w:val="H5"/>
     <w:qFormat/>
     <w:pPr>
+      <w:numPr>
+        <w:ilvl w:val="0"/>
+        <w:numId w:val="0"/>
+      </w:numPr>
       <w:ind w:firstLine="851"/>
       <w:outlineLvl w:val="4"/>
     </w:pPr>
@@ -1497,6 +2018,10 @@
     <w:link w:val="H6"/>
     <w:qFormat/>
     <w:pPr>
+      <w:numPr>
+        <w:ilvl w:val="0"/>
+        <w:numId w:val="0"/>
+      </w:numPr>
       <w:ind w:firstLine="851"/>
       <w:outlineLvl w:val="5"/>
     </w:pPr>

--- a/32SP Systemy projektuvannja/4/KNT-122_Onyshchenko_Variant-19_PR4.docx
+++ b/32SP Systemy projektuvannja/4/KNT-122_Onyshchenko_Variant-19_PR4.docx
@@ -560,6 +560,16 @@
       <w:r>
         <w:rPr/>
         <w:t>Виконання</w:t>
+      </w:r>
+    </w:p>
+    <w:p>
+      <w:pPr>
+        <w:pStyle w:val="H2"/>
+        <w:rPr/>
+      </w:pPr>
+      <w:r>
+        <w:rPr/>
+        <w:t>Створення шаблону</w:t>
       </w:r>
     </w:p>
     <w:p>
@@ -958,6 +968,29 @@
     </w:p>
     <w:p>
       <w:pPr>
+        <w:pStyle w:val="H2"/>
+        <w:rPr/>
+      </w:pPr>
+      <w:r>
+        <w:rPr/>
+        <w:t xml:space="preserve">Створення моделі </w:t>
+      </w:r>
+    </w:p>
+    <w:p>
+      <w:pPr>
+        <w:pStyle w:val="P1"/>
+        <w:rPr>
+          <w:lang w:val="uk-UA"/>
+        </w:rPr>
+      </w:pPr>
+      <w:r>
+        <w:rPr>
+          <w:lang w:val="uk-UA"/>
+        </w:rPr>
+      </w:r>
+    </w:p>
+    <w:p>
+      <w:pPr>
         <w:pStyle w:val="P1"/>
         <w:rPr>
           <w:lang w:val="uk-UA"/>
@@ -1316,6 +1349,100 @@
           <w:lang w:val="uk-UA"/>
         </w:rPr>
         <w:t>Рисунок 1.9 — Відняте коло з великого</w:t>
+      </w:r>
+    </w:p>
+    <w:p>
+      <w:pPr>
+        <w:pStyle w:val="P1"/>
+        <w:rPr>
+          <w:lang w:val="uk-UA"/>
+        </w:rPr>
+      </w:pPr>
+      <w:r>
+        <w:rPr>
+          <w:lang w:val="uk-UA"/>
+        </w:rPr>
+      </w:r>
+    </w:p>
+    <w:p>
+      <w:pPr>
+        <w:pStyle w:val="H2"/>
+        <w:rPr/>
+      </w:pPr>
+      <w:r>
+        <w:rPr/>
+        <w:t>Візуалізація моделі</w:t>
+      </w:r>
+    </w:p>
+    <w:p>
+      <w:pPr>
+        <w:pStyle w:val="P1"/>
+        <w:rPr/>
+      </w:pPr>
+      <w:r>
+        <w:rPr/>
+      </w:r>
+    </w:p>
+    <w:p>
+      <w:pPr>
+        <w:pStyle w:val="P1"/>
+        <w:rPr>
+          <w:lang w:val="uk-UA"/>
+        </w:rPr>
+      </w:pPr>
+      <w:r>
+        <w:drawing>
+          <wp:anchor behindDoc="0" distT="0" distB="0" distL="0" distR="0" simplePos="0" locked="0" layoutInCell="0" allowOverlap="1" relativeHeight="11">
+            <wp:simplePos x="0" y="0"/>
+            <wp:positionH relativeFrom="column">
+              <wp:align>center</wp:align>
+            </wp:positionH>
+            <wp:positionV relativeFrom="paragraph">
+              <wp:posOffset>635</wp:posOffset>
+            </wp:positionV>
+            <wp:extent cx="5731510" cy="3193415"/>
+            <wp:effectExtent l="0" t="0" r="0" b="0"/>
+            <wp:wrapSquare wrapText="largest"/>
+            <wp:docPr id="10" name="Зображення10" descr=""/>
+            <wp:cNvGraphicFramePr>
+              <a:graphicFrameLocks xmlns:a="http://schemas.openxmlformats.org/drawingml/2006/main" noChangeAspect="1"/>
+            </wp:cNvGraphicFramePr>
+            <a:graphic xmlns:a="http://schemas.openxmlformats.org/drawingml/2006/main">
+              <a:graphicData uri="http://schemas.openxmlformats.org/drawingml/2006/picture">
+                <pic:pic xmlns:pic="http://schemas.openxmlformats.org/drawingml/2006/picture">
+                  <pic:nvPicPr>
+                    <pic:cNvPr id="10" name="Зображення10" descr=""/>
+                    <pic:cNvPicPr>
+                      <a:picLocks noChangeAspect="1" noChangeArrowheads="1"/>
+                    </pic:cNvPicPr>
+                  </pic:nvPicPr>
+                  <pic:blipFill>
+                    <a:blip r:embed="rId11"/>
+                    <a:stretch>
+                      <a:fillRect/>
+                    </a:stretch>
+                  </pic:blipFill>
+                  <pic:spPr bwMode="auto">
+                    <a:xfrm>
+                      <a:off x="0" y="0"/>
+                      <a:ext cx="5731510" cy="3193415"/>
+                    </a:xfrm>
+                    <a:prstGeom prst="rect">
+                      <a:avLst/>
+                    </a:prstGeom>
+                    <a:noFill/>
+                  </pic:spPr>
+                </pic:pic>
+              </a:graphicData>
+            </a:graphic>
+          </wp:anchor>
+        </w:drawing>
+      </w:r>
+      <w:r>
+        <w:rPr>
+          <w:lang w:val="uk-UA"/>
+        </w:rPr>
+        <w:t>Рисунок 1.10 — Додані види та вимкнені невидимі лінії</w:t>
       </w:r>
     </w:p>
     <w:sectPr>

--- a/32SP Systemy projektuvannja/4/KNT-122_Onyshchenko_Variant-19_PR4.docx
+++ b/32SP Systemy projektuvannja/4/KNT-122_Onyshchenko_Variant-19_PR4.docx
@@ -662,15 +662,11 @@
     </w:p>
     <w:p>
       <w:pPr>
-        <w:pStyle w:val="P1"/>
-        <w:rPr>
-          <w:lang w:val="uk-UA"/>
-        </w:rPr>
-      </w:pPr>
-      <w:r>
-        <w:rPr>
-          <w:lang w:val="uk-UA"/>
-        </w:rPr>
+        <w:pStyle w:val="IMG1"/>
+        <w:rPr/>
+      </w:pPr>
+      <w:r>
+        <w:rPr/>
         <w:drawing>
           <wp:inline distT="0" distB="0" distL="0" distR="0">
             <wp:extent cx="3782060" cy="5382260"/>
@@ -713,42 +709,30 @@
     </w:p>
     <w:p>
       <w:pPr>
-        <w:pStyle w:val="P1"/>
-        <w:rPr>
-          <w:lang w:val="uk-UA"/>
-        </w:rPr>
-      </w:pPr>
-      <w:r>
-        <w:rPr>
-          <w:lang w:val="uk-UA"/>
-        </w:rPr>
+        <w:pStyle w:val="IMG1"/>
+        <w:rPr/>
+      </w:pPr>
+      <w:r>
+        <w:rPr/>
         <w:t>Рисунок 1.1 — Додані лінії</w:t>
       </w:r>
     </w:p>
     <w:p>
       <w:pPr>
-        <w:pStyle w:val="P1"/>
-        <w:rPr>
-          <w:lang w:val="uk-UA"/>
-        </w:rPr>
-      </w:pPr>
-      <w:r>
-        <w:rPr>
-          <w:lang w:val="uk-UA"/>
-        </w:rPr>
-      </w:r>
-    </w:p>
-    <w:p>
-      <w:pPr>
-        <w:pStyle w:val="P1"/>
-        <w:rPr>
-          <w:lang w:val="uk-UA"/>
-        </w:rPr>
-      </w:pPr>
-      <w:r>
-        <w:rPr>
-          <w:lang w:val="uk-UA"/>
-        </w:rPr>
+        <w:pStyle w:val="IMG1"/>
+        <w:rPr/>
+      </w:pPr>
+      <w:r>
+        <w:rPr/>
+      </w:r>
+    </w:p>
+    <w:p>
+      <w:pPr>
+        <w:pStyle w:val="IMG1"/>
+        <w:rPr/>
+      </w:pPr>
+      <w:r>
+        <w:rPr/>
         <w:drawing>
           <wp:inline distT="0" distB="0" distL="0" distR="0">
             <wp:extent cx="3134360" cy="4763135"/>
@@ -791,37 +775,27 @@
     </w:p>
     <w:p>
       <w:pPr>
-        <w:pStyle w:val="P1"/>
-        <w:rPr>
-          <w:lang w:val="uk-UA"/>
-        </w:rPr>
-      </w:pPr>
-      <w:r>
-        <w:rPr>
-          <w:lang w:val="uk-UA"/>
-        </w:rPr>
+        <w:pStyle w:val="IMG1"/>
+        <w:rPr/>
+      </w:pPr>
+      <w:r>
+        <w:rPr/>
         <w:t>Рисунок 1.2 — Додана система координат</w:t>
       </w:r>
     </w:p>
     <w:p>
       <w:pPr>
-        <w:pStyle w:val="P1"/>
-        <w:rPr>
-          <w:lang w:val="uk-UA"/>
-        </w:rPr>
-      </w:pPr>
-      <w:r>
-        <w:rPr>
-          <w:lang w:val="uk-UA"/>
-        </w:rPr>
-      </w:r>
-    </w:p>
-    <w:p>
-      <w:pPr>
-        <w:pStyle w:val="P1"/>
-        <w:rPr>
-          <w:lang w:val="uk-UA"/>
-        </w:rPr>
+        <w:pStyle w:val="IMG1"/>
+        <w:rPr/>
+      </w:pPr>
+      <w:r>
+        <w:rPr/>
+      </w:r>
+    </w:p>
+    <w:p>
+      <w:pPr>
+        <w:pStyle w:val="IMG1"/>
+        <w:rPr/>
       </w:pPr>
       <w:r>
         <w:drawing>
@@ -872,31 +846,23 @@
         </w:drawing>
       </w:r>
       <w:r>
-        <w:rPr>
-          <w:lang w:val="uk-UA"/>
-        </w:rPr>
+        <w:rPr/>
         <w:t>Рисунок 1.3 — Додані вікна виглядів</w:t>
       </w:r>
     </w:p>
     <w:p>
       <w:pPr>
-        <w:pStyle w:val="P1"/>
-        <w:rPr>
-          <w:lang w:val="uk-UA"/>
-        </w:rPr>
-      </w:pPr>
-      <w:r>
-        <w:rPr>
-          <w:lang w:val="uk-UA"/>
-        </w:rPr>
-      </w:r>
-    </w:p>
-    <w:p>
-      <w:pPr>
-        <w:pStyle w:val="P1"/>
-        <w:rPr>
-          <w:lang w:val="uk-UA"/>
-        </w:rPr>
+        <w:pStyle w:val="IMG1"/>
+        <w:rPr/>
+      </w:pPr>
+      <w:r>
+        <w:rPr/>
+      </w:r>
+    </w:p>
+    <w:p>
+      <w:pPr>
+        <w:pStyle w:val="IMG1"/>
+        <w:rPr/>
       </w:pPr>
       <w:r>
         <w:drawing>
@@ -947,10 +913,31 @@
         </w:drawing>
       </w:r>
       <w:r>
+        <w:rPr/>
+        <w:t>Рисунок 1.4 — Видалення зображення вікна</w:t>
+      </w:r>
+    </w:p>
+    <w:p>
+      <w:pPr>
+        <w:pStyle w:val="P1"/>
         <w:rPr>
           <w:lang w:val="uk-UA"/>
         </w:rPr>
-        <w:t>Рисунок 1.4 — Видалення зображення вікна</w:t>
+      </w:pPr>
+      <w:r>
+        <w:rPr>
+          <w:lang w:val="uk-UA"/>
+        </w:rPr>
+      </w:r>
+    </w:p>
+    <w:p>
+      <w:pPr>
+        <w:pStyle w:val="H2"/>
+        <w:rPr/>
+      </w:pPr>
+      <w:r>
+        <w:rPr/>
+        <w:t xml:space="preserve">Створення моделі </w:t>
       </w:r>
     </w:p>
     <w:p>
@@ -968,16 +955,6 @@
     </w:p>
     <w:p>
       <w:pPr>
-        <w:pStyle w:val="H2"/>
-        <w:rPr/>
-      </w:pPr>
-      <w:r>
-        <w:rPr/>
-        <w:t xml:space="preserve">Створення моделі </w:t>
-      </w:r>
-    </w:p>
-    <w:p>
-      <w:pPr>
         <w:pStyle w:val="P1"/>
         <w:rPr>
           <w:lang w:val="uk-UA"/>
@@ -987,6 +964,7 @@
         <w:rPr>
           <w:lang w:val="uk-UA"/>
         </w:rPr>
+        <w:t>Спочатку було створено плаский вид знизу за розмірами. Середню частину було зроблено однією замкненою фігурою, а потім видавлено на заданий розмір. Маленьке коло було віднято від великого та середнього об’єкту. Отвір у маленькому колі було зроблено через правий верхній вид і створення кола діаметром 8 на відстані 45 від низу. Отвір у великому колі було зроблено додаванням меншого кола радіусу 100 в центрі більшого, його видавлення до 70 см у великому колі та віднімання від великого кола та середнього об’єкту.</w:t>
       </w:r>
     </w:p>
     <w:p>
@@ -997,18 +975,22 @@
         </w:rPr>
       </w:pPr>
       <w:r>
+        <w:rPr>
+          <w:lang w:val="uk-UA"/>
+        </w:rPr>
+      </w:r>
+    </w:p>
+    <w:p>
+      <w:pPr>
+        <w:pStyle w:val="IMG1"/>
+        <w:rPr/>
+      </w:pPr>
+      <w:r>
+        <w:rPr/>
         <w:drawing>
-          <wp:anchor behindDoc="0" distT="0" distB="0" distL="0" distR="0" simplePos="0" locked="0" layoutInCell="0" allowOverlap="1" relativeHeight="7">
-            <wp:simplePos x="0" y="0"/>
-            <wp:positionH relativeFrom="column">
-              <wp:align>center</wp:align>
-            </wp:positionH>
-            <wp:positionV relativeFrom="paragraph">
-              <wp:posOffset>635</wp:posOffset>
-            </wp:positionV>
+          <wp:inline distT="0" distB="0" distL="0" distR="0">
             <wp:extent cx="5731510" cy="4636770"/>
             <wp:effectExtent l="0" t="0" r="0" b="0"/>
-            <wp:wrapSquare wrapText="largest"/>
             <wp:docPr id="5" name="Зображення6" descr=""/>
             <wp:cNvGraphicFramePr>
               <a:graphicFrameLocks xmlns:a="http://schemas.openxmlformats.org/drawingml/2006/main" noChangeAspect="1"/>
@@ -1041,49 +1023,71 @@
                 </pic:pic>
               </a:graphicData>
             </a:graphic>
-          </wp:anchor>
+          </wp:inline>
         </w:drawing>
       </w:r>
+    </w:p>
+    <w:p>
+      <w:pPr>
+        <w:pStyle w:val="IMG1"/>
+        <w:rPr/>
+      </w:pPr>
+      <w:r>
+        <w:rPr/>
+        <w:t>Рисунок 1.5 — Видавлена модель</w:t>
+      </w:r>
+    </w:p>
+    <w:p>
+      <w:pPr>
+        <w:pStyle w:val="IMG1"/>
+        <w:rPr/>
+      </w:pPr>
+      <w:r>
+        <w:rPr/>
+      </w:r>
+    </w:p>
+    <w:p>
+      <w:pPr>
+        <w:pStyle w:val="P1"/>
+        <w:rPr/>
+      </w:pPr>
+      <w:r>
+        <w:rPr/>
+        <w:t xml:space="preserve">Закруглення радіусу кута було зроблено через </w:t>
+      </w:r>
+      <w:r>
+        <w:rPr>
+          <w:lang w:val="en-US"/>
+        </w:rPr>
+        <w:t xml:space="preserve">Solid, Fillet Edge </w:t>
+      </w:r>
       <w:r>
         <w:rPr>
           <w:lang w:val="uk-UA"/>
         </w:rPr>
-        <w:t>Рисунок 1.5 — Видавлена модель</w:t>
-      </w:r>
-    </w:p>
-    <w:p>
-      <w:pPr>
-        <w:pStyle w:val="P1"/>
-        <w:rPr>
-          <w:lang w:val="uk-UA"/>
-        </w:rPr>
-      </w:pPr>
-      <w:r>
-        <w:rPr>
-          <w:lang w:val="uk-UA"/>
-        </w:rPr>
-      </w:r>
-    </w:p>
-    <w:p>
-      <w:pPr>
-        <w:pStyle w:val="P1"/>
-        <w:rPr>
-          <w:lang w:val="uk-UA"/>
-        </w:rPr>
-      </w:pPr>
-      <w:r>
+        <w:t>з радіусом 3.</w:t>
+      </w:r>
+    </w:p>
+    <w:p>
+      <w:pPr>
+        <w:pStyle w:val="IMG1"/>
+        <w:rPr/>
+      </w:pPr>
+      <w:r>
+        <w:rPr/>
+      </w:r>
+    </w:p>
+    <w:p>
+      <w:pPr>
+        <w:pStyle w:val="IMG1"/>
+        <w:rPr/>
+      </w:pPr>
+      <w:r>
+        <w:rPr/>
         <w:drawing>
-          <wp:anchor behindDoc="0" distT="0" distB="0" distL="0" distR="0" simplePos="0" locked="0" layoutInCell="0" allowOverlap="1" relativeHeight="6">
-            <wp:simplePos x="0" y="0"/>
-            <wp:positionH relativeFrom="column">
-              <wp:align>center</wp:align>
-            </wp:positionH>
-            <wp:positionV relativeFrom="paragraph">
-              <wp:posOffset>635</wp:posOffset>
-            </wp:positionV>
+          <wp:inline distT="0" distB="0" distL="0" distR="0">
             <wp:extent cx="5731510" cy="4147820"/>
             <wp:effectExtent l="0" t="0" r="0" b="0"/>
-            <wp:wrapSquare wrapText="largest"/>
             <wp:docPr id="6" name="Зображення5" descr=""/>
             <wp:cNvGraphicFramePr>
               <a:graphicFrameLocks xmlns:a="http://schemas.openxmlformats.org/drawingml/2006/main" noChangeAspect="1"/>
@@ -1116,49 +1120,40 @@
                 </pic:pic>
               </a:graphicData>
             </a:graphic>
-          </wp:anchor>
+          </wp:inline>
         </w:drawing>
       </w:r>
-      <w:r>
-        <w:rPr>
-          <w:lang w:val="uk-UA"/>
-        </w:rPr>
+    </w:p>
+    <w:p>
+      <w:pPr>
+        <w:pStyle w:val="IMG1"/>
+        <w:rPr/>
+      </w:pPr>
+      <w:r>
+        <w:rPr/>
         <w:t>Рисунок 1.6 — Створене закруглення краю радіусу 3</w:t>
       </w:r>
     </w:p>
     <w:p>
       <w:pPr>
-        <w:pStyle w:val="P1"/>
-        <w:rPr>
-          <w:lang w:val="uk-UA"/>
-        </w:rPr>
-      </w:pPr>
-      <w:r>
-        <w:rPr>
-          <w:lang w:val="uk-UA"/>
-        </w:rPr>
-      </w:r>
-    </w:p>
-    <w:p>
-      <w:pPr>
-        <w:pStyle w:val="P1"/>
-        <w:rPr>
-          <w:lang w:val="uk-UA"/>
-        </w:rPr>
-      </w:pPr>
-      <w:r>
+        <w:pStyle w:val="IMG1"/>
+        <w:rPr/>
+      </w:pPr>
+      <w:r>
+        <w:rPr/>
+      </w:r>
+    </w:p>
+    <w:p>
+      <w:pPr>
+        <w:pStyle w:val="IMG1"/>
+        <w:rPr/>
+      </w:pPr>
+      <w:r>
+        <w:rPr/>
         <w:drawing>
-          <wp:anchor behindDoc="0" distT="0" distB="0" distL="0" distR="0" simplePos="0" locked="0" layoutInCell="0" allowOverlap="1" relativeHeight="8">
-            <wp:simplePos x="0" y="0"/>
-            <wp:positionH relativeFrom="column">
-              <wp:align>center</wp:align>
-            </wp:positionH>
-            <wp:positionV relativeFrom="paragraph">
-              <wp:posOffset>635</wp:posOffset>
-            </wp:positionV>
+          <wp:inline distT="0" distB="0" distL="0" distR="0">
             <wp:extent cx="5731510" cy="4427220"/>
             <wp:effectExtent l="0" t="0" r="0" b="0"/>
-            <wp:wrapSquare wrapText="largest"/>
             <wp:docPr id="7" name="Зображення7" descr=""/>
             <wp:cNvGraphicFramePr>
               <a:graphicFrameLocks xmlns:a="http://schemas.openxmlformats.org/drawingml/2006/main" noChangeAspect="1"/>
@@ -1191,49 +1186,40 @@
                 </pic:pic>
               </a:graphicData>
             </a:graphic>
-          </wp:anchor>
+          </wp:inline>
         </w:drawing>
       </w:r>
-      <w:r>
-        <w:rPr>
-          <w:lang w:val="uk-UA"/>
-        </w:rPr>
+    </w:p>
+    <w:p>
+      <w:pPr>
+        <w:pStyle w:val="IMG1"/>
+        <w:rPr/>
+      </w:pPr>
+      <w:r>
+        <w:rPr/>
         <w:t>Рисунок 1.7 — Додане коло для віднімання</w:t>
       </w:r>
     </w:p>
     <w:p>
       <w:pPr>
-        <w:pStyle w:val="P1"/>
-        <w:rPr>
-          <w:lang w:val="uk-UA"/>
-        </w:rPr>
-      </w:pPr>
-      <w:r>
-        <w:rPr>
-          <w:lang w:val="uk-UA"/>
-        </w:rPr>
-      </w:r>
-    </w:p>
-    <w:p>
-      <w:pPr>
-        <w:pStyle w:val="P1"/>
-        <w:rPr>
-          <w:lang w:val="uk-UA"/>
-        </w:rPr>
-      </w:pPr>
-      <w:r>
+        <w:pStyle w:val="IMG1"/>
+        <w:rPr/>
+      </w:pPr>
+      <w:r>
+        <w:rPr/>
+      </w:r>
+    </w:p>
+    <w:p>
+      <w:pPr>
+        <w:pStyle w:val="IMG1"/>
+        <w:rPr/>
+      </w:pPr>
+      <w:r>
+        <w:rPr/>
         <w:drawing>
-          <wp:anchor behindDoc="0" distT="0" distB="0" distL="0" distR="0" simplePos="0" locked="0" layoutInCell="0" allowOverlap="1" relativeHeight="9">
-            <wp:simplePos x="0" y="0"/>
-            <wp:positionH relativeFrom="column">
-              <wp:align>center</wp:align>
-            </wp:positionH>
-            <wp:positionV relativeFrom="paragraph">
-              <wp:posOffset>635</wp:posOffset>
-            </wp:positionV>
+          <wp:inline distT="0" distB="0" distL="0" distR="0">
             <wp:extent cx="5731510" cy="3223260"/>
             <wp:effectExtent l="0" t="0" r="0" b="0"/>
-            <wp:wrapSquare wrapText="largest"/>
             <wp:docPr id="8" name="Зображення8" descr=""/>
             <wp:cNvGraphicFramePr>
               <a:graphicFrameLocks xmlns:a="http://schemas.openxmlformats.org/drawingml/2006/main" noChangeAspect="1"/>
@@ -1266,49 +1252,40 @@
                 </pic:pic>
               </a:graphicData>
             </a:graphic>
-          </wp:anchor>
+          </wp:inline>
         </w:drawing>
       </w:r>
-      <w:r>
-        <w:rPr>
-          <w:lang w:val="uk-UA"/>
-        </w:rPr>
+    </w:p>
+    <w:p>
+      <w:pPr>
+        <w:pStyle w:val="IMG1"/>
+        <w:rPr/>
+      </w:pPr>
+      <w:r>
+        <w:rPr/>
         <w:t>Рисунок 1.8 — Видавлене велике коло</w:t>
       </w:r>
     </w:p>
     <w:p>
       <w:pPr>
-        <w:pStyle w:val="P1"/>
-        <w:rPr>
-          <w:lang w:val="uk-UA"/>
-        </w:rPr>
-      </w:pPr>
-      <w:r>
-        <w:rPr>
-          <w:lang w:val="uk-UA"/>
-        </w:rPr>
-      </w:r>
-    </w:p>
-    <w:p>
-      <w:pPr>
-        <w:pStyle w:val="P1"/>
-        <w:rPr>
-          <w:lang w:val="uk-UA"/>
-        </w:rPr>
-      </w:pPr>
-      <w:r>
+        <w:pStyle w:val="IMG1"/>
+        <w:rPr/>
+      </w:pPr>
+      <w:r>
+        <w:rPr/>
+      </w:r>
+    </w:p>
+    <w:p>
+      <w:pPr>
+        <w:pStyle w:val="IMG1"/>
+        <w:rPr/>
+      </w:pPr>
+      <w:r>
+        <w:rPr/>
         <w:drawing>
-          <wp:anchor behindDoc="0" distT="0" distB="0" distL="0" distR="0" simplePos="0" locked="0" layoutInCell="0" allowOverlap="1" relativeHeight="10">
-            <wp:simplePos x="0" y="0"/>
-            <wp:positionH relativeFrom="column">
-              <wp:align>center</wp:align>
-            </wp:positionH>
-            <wp:positionV relativeFrom="paragraph">
-              <wp:posOffset>635</wp:posOffset>
-            </wp:positionV>
+          <wp:inline distT="0" distB="0" distL="0" distR="0">
             <wp:extent cx="5731510" cy="2854960"/>
             <wp:effectExtent l="0" t="0" r="0" b="0"/>
-            <wp:wrapSquare wrapText="largest"/>
             <wp:docPr id="9" name="Зображення9" descr=""/>
             <wp:cNvGraphicFramePr>
               <a:graphicFrameLocks xmlns:a="http://schemas.openxmlformats.org/drawingml/2006/main" noChangeAspect="1"/>
@@ -1341,19 +1318,55 @@
                 </pic:pic>
               </a:graphicData>
             </a:graphic>
-          </wp:anchor>
+          </wp:inline>
         </w:drawing>
       </w:r>
-      <w:r>
+    </w:p>
+    <w:p>
+      <w:pPr>
+        <w:pStyle w:val="IMG1"/>
+        <w:rPr/>
+      </w:pPr>
+      <w:r>
+        <w:rPr/>
+        <w:t>Рисунок 1.9 — Відняте коло з великого</w:t>
+      </w:r>
+    </w:p>
+    <w:p>
+      <w:pPr>
+        <w:pStyle w:val="P1"/>
         <w:rPr>
           <w:lang w:val="uk-UA"/>
         </w:rPr>
-        <w:t>Рисунок 1.9 — Відняте коло з великого</w:t>
+      </w:pPr>
+      <w:r>
+        <w:rPr>
+          <w:lang w:val="uk-UA"/>
+        </w:rPr>
+      </w:r>
+    </w:p>
+    <w:p>
+      <w:pPr>
+        <w:pStyle w:val="H2"/>
+        <w:rPr/>
+      </w:pPr>
+      <w:r>
+        <w:rPr/>
+        <w:t>Візуалізація моделі</w:t>
       </w:r>
     </w:p>
     <w:p>
       <w:pPr>
         <w:pStyle w:val="P1"/>
+        <w:rPr/>
+      </w:pPr>
+      <w:r>
+        <w:rPr/>
+      </w:r>
+    </w:p>
+    <w:p>
+      <w:pPr>
+        <w:pStyle w:val="P1"/>
         <w:rPr>
           <w:lang w:val="uk-UA"/>
         </w:rPr>
@@ -1362,16 +1375,13 @@
         <w:rPr>
           <w:lang w:val="uk-UA"/>
         </w:rPr>
-      </w:r>
-    </w:p>
-    <w:p>
-      <w:pPr>
-        <w:pStyle w:val="H2"/>
-        <w:rPr/>
-      </w:pPr>
-      <w:r>
-        <w:rPr/>
-        <w:t>Візуалізація моделі</w:t>
+        <w:t xml:space="preserve">Види додано через </w:t>
+      </w:r>
+      <w:r>
+        <w:rPr>
+          <w:lang w:val="en-US"/>
+        </w:rPr>
+        <w:t>Layout, Base, From Model Space.</w:t>
       </w:r>
     </w:p>
     <w:p>
@@ -1385,24 +1395,15 @@
     </w:p>
     <w:p>
       <w:pPr>
-        <w:pStyle w:val="P1"/>
-        <w:rPr>
-          <w:lang w:val="uk-UA"/>
-        </w:rPr>
-      </w:pPr>
-      <w:r>
+        <w:pStyle w:val="IMG1"/>
+        <w:rPr/>
+      </w:pPr>
+      <w:r>
+        <w:rPr/>
         <w:drawing>
-          <wp:anchor behindDoc="0" distT="0" distB="0" distL="0" distR="0" simplePos="0" locked="0" layoutInCell="0" allowOverlap="1" relativeHeight="11">
-            <wp:simplePos x="0" y="0"/>
-            <wp:positionH relativeFrom="column">
-              <wp:align>center</wp:align>
-            </wp:positionH>
-            <wp:positionV relativeFrom="paragraph">
-              <wp:posOffset>635</wp:posOffset>
-            </wp:positionV>
+          <wp:inline distT="0" distB="0" distL="0" distR="0">
             <wp:extent cx="5731510" cy="3193415"/>
             <wp:effectExtent l="0" t="0" r="0" b="0"/>
-            <wp:wrapSquare wrapText="largest"/>
             <wp:docPr id="10" name="Зображення10" descr=""/>
             <wp:cNvGraphicFramePr>
               <a:graphicFrameLocks xmlns:a="http://schemas.openxmlformats.org/drawingml/2006/main" noChangeAspect="1"/>
@@ -1435,14 +1436,195 @@
                 </pic:pic>
               </a:graphicData>
             </a:graphic>
+          </wp:inline>
+        </w:drawing>
+      </w:r>
+    </w:p>
+    <w:p>
+      <w:pPr>
+        <w:pStyle w:val="IMG1"/>
+        <w:rPr/>
+      </w:pPr>
+      <w:r>
+        <w:rPr/>
+        <w:t>Рисунок 1.10 — Додані види та вимкнені невидимі лінії</w:t>
+      </w:r>
+    </w:p>
+    <w:p>
+      <w:pPr>
+        <w:pStyle w:val="IMG1"/>
+        <w:rPr/>
+      </w:pPr>
+      <w:r>
+        <w:rPr/>
+      </w:r>
+    </w:p>
+    <w:p>
+      <w:pPr>
+        <w:pStyle w:val="P1"/>
+        <w:rPr/>
+      </w:pPr>
+      <w:r>
+        <w:rPr/>
+        <w:t xml:space="preserve">Кругову проекцію додано через </w:t>
+      </w:r>
+      <w:r>
+        <w:rPr>
+          <w:lang w:val="en-US"/>
+        </w:rPr>
+        <w:t xml:space="preserve">Layout, Detail, Circle; </w:t>
+      </w:r>
+      <w:r>
+        <w:rPr>
+          <w:lang w:val="uk-UA"/>
+        </w:rPr>
+        <w:t xml:space="preserve">паралельну проекцію додано через </w:t>
+      </w:r>
+      <w:r>
+        <w:rPr>
+          <w:lang w:val="en-US"/>
+        </w:rPr>
+        <w:t>Layout, Section, Full.</w:t>
+      </w:r>
+    </w:p>
+    <w:p>
+      <w:pPr>
+        <w:pStyle w:val="IMG1"/>
+        <w:rPr/>
+      </w:pPr>
+      <w:r>
+        <w:rPr/>
+      </w:r>
+    </w:p>
+    <w:p>
+      <w:pPr>
+        <w:pStyle w:val="IMG1"/>
+        <w:rPr/>
+      </w:pPr>
+      <w:r>
+        <w:rPr/>
+        <w:drawing>
+          <wp:inline distT="0" distB="0" distL="0" distR="0">
+            <wp:extent cx="5544185" cy="5175250"/>
+            <wp:effectExtent l="0" t="0" r="0" b="0"/>
+            <wp:docPr id="11" name="Зображення11" descr=""/>
+            <wp:cNvGraphicFramePr>
+              <a:graphicFrameLocks xmlns:a="http://schemas.openxmlformats.org/drawingml/2006/main" noChangeAspect="1"/>
+            </wp:cNvGraphicFramePr>
+            <a:graphic xmlns:a="http://schemas.openxmlformats.org/drawingml/2006/main">
+              <a:graphicData uri="http://schemas.openxmlformats.org/drawingml/2006/picture">
+                <pic:pic xmlns:pic="http://schemas.openxmlformats.org/drawingml/2006/picture">
+                  <pic:nvPicPr>
+                    <pic:cNvPr id="11" name="Зображення11" descr=""/>
+                    <pic:cNvPicPr>
+                      <a:picLocks noChangeAspect="1" noChangeArrowheads="1"/>
+                    </pic:cNvPicPr>
+                  </pic:nvPicPr>
+                  <pic:blipFill>
+                    <a:blip r:embed="rId12"/>
+                    <a:srcRect l="3269" t="0" r="0" b="0"/>
+                    <a:stretch>
+                      <a:fillRect/>
+                    </a:stretch>
+                  </pic:blipFill>
+                  <pic:spPr bwMode="auto">
+                    <a:xfrm>
+                      <a:off x="0" y="0"/>
+                      <a:ext cx="5544185" cy="5175250"/>
+                    </a:xfrm>
+                    <a:prstGeom prst="rect">
+                      <a:avLst/>
+                    </a:prstGeom>
+                    <a:noFill/>
+                  </pic:spPr>
+                </pic:pic>
+              </a:graphicData>
+            </a:graphic>
+          </wp:inline>
+        </w:drawing>
+      </w:r>
+    </w:p>
+    <w:p>
+      <w:pPr>
+        <w:pStyle w:val="IMG1"/>
+        <w:rPr/>
+      </w:pPr>
+      <w:r>
+        <w:rPr/>
+        <w:t>Рисунок 1.11 — Скореговані види і проекція</w:t>
+      </w:r>
+    </w:p>
+    <w:p>
+      <w:pPr>
+        <w:pStyle w:val="IMG1"/>
+        <w:rPr/>
+      </w:pPr>
+      <w:r>
+        <w:rPr/>
+      </w:r>
+    </w:p>
+    <w:p>
+      <w:pPr>
+        <w:pStyle w:val="IMG1"/>
+        <w:rPr/>
+      </w:pPr>
+      <w:r>
+        <w:drawing>
+          <wp:anchor behindDoc="0" distT="0" distB="0" distL="0" distR="0" simplePos="0" locked="0" layoutInCell="0" allowOverlap="1" relativeHeight="13">
+            <wp:simplePos x="0" y="0"/>
+            <wp:positionH relativeFrom="column">
+              <wp:align>center</wp:align>
+            </wp:positionH>
+            <wp:positionV relativeFrom="paragraph">
+              <wp:posOffset>635</wp:posOffset>
+            </wp:positionV>
+            <wp:extent cx="7503160" cy="6743065"/>
+            <wp:effectExtent l="0" t="0" r="0" b="0"/>
+            <wp:wrapSquare wrapText="largest"/>
+            <wp:docPr id="12" name="Зображення12" descr=""/>
+            <wp:cNvGraphicFramePr>
+              <a:graphicFrameLocks xmlns:a="http://schemas.openxmlformats.org/drawingml/2006/main" noChangeAspect="1"/>
+            </wp:cNvGraphicFramePr>
+            <a:graphic xmlns:a="http://schemas.openxmlformats.org/drawingml/2006/main">
+              <a:graphicData uri="http://schemas.openxmlformats.org/drawingml/2006/picture">
+                <pic:pic xmlns:pic="http://schemas.openxmlformats.org/drawingml/2006/picture">
+                  <pic:nvPicPr>
+                    <pic:cNvPr id="12" name="Зображення12" descr=""/>
+                    <pic:cNvPicPr>
+                      <a:picLocks noChangeAspect="1" noChangeArrowheads="1"/>
+                    </pic:cNvPicPr>
+                  </pic:nvPicPr>
+                  <pic:blipFill>
+                    <a:blip r:embed="rId13"/>
+                    <a:stretch>
+                      <a:fillRect/>
+                    </a:stretch>
+                  </pic:blipFill>
+                  <pic:spPr bwMode="auto">
+                    <a:xfrm>
+                      <a:off x="0" y="0"/>
+                      <a:ext cx="7503160" cy="6743065"/>
+                    </a:xfrm>
+                    <a:prstGeom prst="rect">
+                      <a:avLst/>
+                    </a:prstGeom>
+                    <a:noFill/>
+                  </pic:spPr>
+                </pic:pic>
+              </a:graphicData>
+            </a:graphic>
           </wp:anchor>
         </w:drawing>
       </w:r>
       <w:r>
+        <w:rPr/>
+        <w:t xml:space="preserve">Рисунок 1.12 — Додані розміри і лінії </w:t>
+      </w:r>
+      <w:r>
         <w:rPr>
           <w:lang w:val="uk-UA"/>
         </w:rPr>
-        <w:t>Рисунок 1.10 — Додані види та вимкнені невидимі лінії</w:t>
+        <w:t>симетрії</w:t>
       </w:r>
     </w:p>
     <w:sectPr>

--- a/32SP Systemy projektuvannja/4/KNT-122_Onyshchenko_Variant-19_PR4.docx
+++ b/32SP Systemy projektuvannja/4/KNT-122_Onyshchenko_Variant-19_PR4.docx
@@ -565,6 +565,7 @@
     <w:p>
       <w:pPr>
         <w:pStyle w:val="H2"/>
+        <w:ind w:firstLine="851" w:left="0"/>
         <w:rPr/>
       </w:pPr>
       <w:r>
@@ -799,7 +800,7 @@
       </w:pPr>
       <w:r>
         <w:drawing>
-          <wp:anchor behindDoc="0" distT="0" distB="0" distL="0" distR="0" simplePos="0" locked="0" layoutInCell="0" allowOverlap="1" relativeHeight="4">
+          <wp:anchor behindDoc="0" distT="0" distB="0" distL="0" distR="0" simplePos="0" locked="0" layoutInCell="0" allowOverlap="1" relativeHeight="11">
             <wp:simplePos x="0" y="0"/>
             <wp:positionH relativeFrom="column">
               <wp:align>center</wp:align>
@@ -866,7 +867,7 @@
       </w:pPr>
       <w:r>
         <w:drawing>
-          <wp:anchor behindDoc="0" distT="0" distB="0" distL="0" distR="0" simplePos="0" locked="0" layoutInCell="0" allowOverlap="1" relativeHeight="5">
+          <wp:anchor behindDoc="0" distT="0" distB="0" distL="0" distR="0" simplePos="0" locked="0" layoutInCell="0" allowOverlap="1" relativeHeight="12">
             <wp:simplePos x="0" y="0"/>
             <wp:positionH relativeFrom="column">
               <wp:align>center</wp:align>
@@ -933,6 +934,7 @@
     <w:p>
       <w:pPr>
         <w:pStyle w:val="H2"/>
+        <w:ind w:firstLine="851" w:left="0"/>
         <w:rPr/>
       </w:pPr>
       <w:r>
@@ -1348,6 +1350,7 @@
     <w:p>
       <w:pPr>
         <w:pStyle w:val="H2"/>
+        <w:ind w:firstLine="851" w:left="0"/>
         <w:rPr/>
       </w:pPr>
       <w:r>
@@ -1663,9 +1666,7 @@
     <w:pPr>
       <w:widowControl/>
       <w:suppressAutoHyphens w:val="true"/>
-      <w:kinsoku w:val="true"/>
-      <w:overflowPunct w:val="true"/>
-      <w:autoSpaceDE w:val="true"/>
+      <w:overflowPunct w:val="false"/>
       <w:bidi w:val="0"/>
       <w:spacing w:lineRule="auto" w:line="360" w:before="0" w:after="0"/>
       <w:ind w:firstLine="851"/>
@@ -1689,10 +1690,6 @@
     <w:pPr>
       <w:keepNext w:val="true"/>
       <w:keepLines/>
-      <w:numPr>
-        <w:ilvl w:val="0"/>
-        <w:numId w:val="0"/>
-      </w:numPr>
       <w:ind w:firstLine="851"/>
       <w:outlineLvl w:val="0"/>
     </w:pPr>
@@ -1712,10 +1709,6 @@
     <w:pPr>
       <w:keepNext w:val="true"/>
       <w:keepLines/>
-      <w:numPr>
-        <w:ilvl w:val="0"/>
-        <w:numId w:val="0"/>
-      </w:numPr>
       <w:spacing w:before="40" w:after="0"/>
       <w:ind w:firstLine="851"/>
       <w:outlineLvl w:val="1"/>
@@ -1736,10 +1729,6 @@
     <w:pPr>
       <w:keepNext w:val="true"/>
       <w:keepLines/>
-      <w:numPr>
-        <w:ilvl w:val="0"/>
-        <w:numId w:val="0"/>
-      </w:numPr>
       <w:spacing w:before="40" w:after="0"/>
       <w:ind w:firstLine="851"/>
       <w:outlineLvl w:val="2"/>
@@ -2104,7 +2093,7 @@
   </w:style>
   <w:style w:type="paragraph" w:styleId="IndexHeading">
     <w:name w:val="index heading"/>
-    <w:basedOn w:val="Style12"/>
+    <w:basedOn w:val="user"/>
     <w:pPr/>
     <w:rPr/>
   </w:style>
@@ -2248,10 +2237,6 @@
     <w:link w:val="H4"/>
     <w:qFormat/>
     <w:pPr>
-      <w:numPr>
-        <w:ilvl w:val="0"/>
-        <w:numId w:val="0"/>
-      </w:numPr>
       <w:ind w:firstLine="851"/>
       <w:outlineLvl w:val="3"/>
     </w:pPr>
@@ -2309,10 +2294,6 @@
     <w:link w:val="H5"/>
     <w:qFormat/>
     <w:pPr>
-      <w:numPr>
-        <w:ilvl w:val="0"/>
-        <w:numId w:val="0"/>
-      </w:numPr>
       <w:ind w:firstLine="851"/>
       <w:outlineLvl w:val="4"/>
     </w:pPr>
@@ -2327,10 +2308,6 @@
     <w:link w:val="H6"/>
     <w:qFormat/>
     <w:pPr>
-      <w:numPr>
-        <w:ilvl w:val="0"/>
-        <w:numId w:val="0"/>
-      </w:numPr>
       <w:ind w:firstLine="851"/>
       <w:outlineLvl w:val="5"/>
     </w:pPr>
@@ -2357,8 +2334,8 @@
       <w:lang w:val="en-US"/>
     </w:rPr>
   </w:style>
-  <w:style w:type="paragraph" w:styleId="Style14">
-    <w:name w:val="Верхній і нижній колонтитули"/>
+  <w:style w:type="paragraph" w:styleId="user2">
+    <w:name w:val="Верхній і нижній колонтитули (user)"/>
     <w:basedOn w:val="Normal"/>
     <w:qFormat/>
     <w:pPr>
@@ -2371,8 +2348,8 @@
     </w:pPr>
     <w:rPr/>
   </w:style>
-  <w:style w:type="paragraph" w:styleId="user2">
-    <w:name w:val="Верхній і нижній колонтитули (user)"/>
+  <w:style w:type="paragraph" w:styleId="Style14">
+    <w:name w:val="Верхній і нижній колонтитули"/>
     <w:basedOn w:val="Normal"/>
     <w:qFormat/>
     <w:pPr/>
@@ -2380,14 +2357,14 @@
   </w:style>
   <w:style w:type="paragraph" w:styleId="Footer">
     <w:name w:val="footer"/>
-    <w:basedOn w:val="Style14"/>
+    <w:basedOn w:val="user2"/>
     <w:pPr>
       <w:suppressLineNumbers/>
     </w:pPr>
     <w:rPr/>
   </w:style>
-  <w:style w:type="numbering" w:styleId="Style15">
-    <w:name w:val="Без маркерів"/>
+  <w:style w:type="numbering" w:styleId="user3">
+    <w:name w:val="Без маркерів (user)"/>
     <w:qFormat/>
   </w:style>
 </w:styles>

--- a/32SP Systemy projektuvannja/4/KNT-122_Onyshchenko_Variant-19_PR4.docx
+++ b/32SP Systemy projektuvannja/4/KNT-122_Onyshchenko_Variant-19_PR4.docx
@@ -1568,10 +1568,46 @@
     </w:p>
     <w:p>
       <w:pPr>
-        <w:pStyle w:val="IMG1"/>
-        <w:rPr/>
-      </w:pPr>
-      <w:r>
+        <w:pStyle w:val="P1"/>
+        <w:rPr/>
+      </w:pPr>
+      <w:r>
+        <w:rPr/>
+        <w:t>Діаметр внутрішнього вирізу справа — 8.</w:t>
+      </w:r>
+    </w:p>
+    <w:p>
+      <w:pPr>
+        <w:pStyle w:val="P1"/>
+        <w:rPr/>
+      </w:pPr>
+      <w:r>
+        <w:rPr/>
+        <w:t>Прибрано зайвий вид і проставлено розміри.</w:t>
+      </w:r>
+    </w:p>
+    <w:p>
+      <w:pPr>
+        <w:pStyle w:val="IMG1"/>
+        <w:rPr/>
+      </w:pPr>
+      <w:r>
+        <w:rPr/>
+      </w:r>
+    </w:p>
+    <w:p>
+      <w:pPr>
+        <w:pStyle w:val="IMG1"/>
+        <w:rPr/>
+      </w:pPr>
+      <w:r>
+        <w:rPr/>
+        <w:t xml:space="preserve">Рисунок 1.12 — Додані розміри і лінії </w:t>
+      </w:r>
+      <w:r>
+        <w:rPr>
+          <w:lang w:val="uk-UA"/>
+        </w:rPr>
         <w:drawing>
           <wp:anchor behindDoc="0" distT="0" distB="0" distL="0" distR="0" simplePos="0" locked="0" layoutInCell="0" allowOverlap="1" relativeHeight="13">
             <wp:simplePos x="0" y="0"/>
@@ -1581,7 +1617,7 @@
             <wp:positionV relativeFrom="paragraph">
               <wp:posOffset>635</wp:posOffset>
             </wp:positionV>
-            <wp:extent cx="7503160" cy="6743065"/>
+            <wp:extent cx="7331710" cy="4980305"/>
             <wp:effectExtent l="0" t="0" r="0" b="0"/>
             <wp:wrapSquare wrapText="largest"/>
             <wp:docPr id="12" name="Зображення12" descr=""/>
@@ -1606,7 +1642,7 @@
                   <pic:spPr bwMode="auto">
                     <a:xfrm>
                       <a:off x="0" y="0"/>
-                      <a:ext cx="7503160" cy="6743065"/>
+                      <a:ext cx="7331710" cy="4980305"/>
                     </a:xfrm>
                     <a:prstGeom prst="rect">
                       <a:avLst/>
@@ -1618,10 +1654,6 @@
             </a:graphic>
           </wp:anchor>
         </w:drawing>
-      </w:r>
-      <w:r>
-        <w:rPr/>
-        <w:t xml:space="preserve">Рисунок 1.12 — Додані розміри і лінії </w:t>
       </w:r>
       <w:r>
         <w:rPr>
@@ -1666,7 +1698,7 @@
     <w:pPr>
       <w:widowControl/>
       <w:suppressAutoHyphens w:val="true"/>
-      <w:overflowPunct w:val="false"/>
+      <w:overflowPunct w:val="true"/>
       <w:bidi w:val="0"/>
       <w:spacing w:lineRule="auto" w:line="360" w:before="0" w:after="0"/>
       <w:ind w:firstLine="851"/>
@@ -2093,7 +2125,7 @@
   </w:style>
   <w:style w:type="paragraph" w:styleId="IndexHeading">
     <w:name w:val="index heading"/>
-    <w:basedOn w:val="user"/>
+    <w:basedOn w:val="Style12"/>
     <w:pPr/>
     <w:rPr/>
   </w:style>
@@ -2334,8 +2366,8 @@
       <w:lang w:val="en-US"/>
     </w:rPr>
   </w:style>
-  <w:style w:type="paragraph" w:styleId="user2">
-    <w:name w:val="Верхній і нижній колонтитули (user)"/>
+  <w:style w:type="paragraph" w:styleId="Style14">
+    <w:name w:val="Верхній і нижній колонтитули"/>
     <w:basedOn w:val="Normal"/>
     <w:qFormat/>
     <w:pPr>
@@ -2348,8 +2380,8 @@
     </w:pPr>
     <w:rPr/>
   </w:style>
-  <w:style w:type="paragraph" w:styleId="Style14">
-    <w:name w:val="Верхній і нижній колонтитули"/>
+  <w:style w:type="paragraph" w:styleId="user2">
+    <w:name w:val="Верхній і нижній колонтитули (user)"/>
     <w:basedOn w:val="Normal"/>
     <w:qFormat/>
     <w:pPr/>
@@ -2357,14 +2389,14 @@
   </w:style>
   <w:style w:type="paragraph" w:styleId="Footer">
     <w:name w:val="footer"/>
-    <w:basedOn w:val="user2"/>
+    <w:basedOn w:val="Style14"/>
     <w:pPr>
       <w:suppressLineNumbers/>
     </w:pPr>
     <w:rPr/>
   </w:style>
-  <w:style w:type="numbering" w:styleId="user3">
-    <w:name w:val="Без маркерів (user)"/>
+  <w:style w:type="numbering" w:styleId="Style15">
+    <w:name w:val="Без маркерів"/>
     <w:qFormat/>
   </w:style>
 </w:styles>
